--- a/docs/ecostats_lectures/lecture_04/04_02_class_activity.docx
+++ b/docs/ecostats_lectures/lecture_04/04_02_class_activity.docx
@@ -7,7 +7,7 @@
         <w:pStyle w:val="Title"/>
       </w:pPr>
       <w:r>
-        <w:t xml:space="preserve">03_Class_Activity</w:t>
+        <w:t xml:space="preserve">04_Class_Activity</w:t>
       </w:r>
     </w:p>
     <w:p>
@@ -536,7 +536,13 @@
         </w:numPr>
       </w:pPr>
       <w:r>
-        <w:t xml:space="preserve">What questions do you have and what is unclear - what did not work so far when you started the homework?</w:t>
+        <w:t xml:space="preserve">What questions do you have and what is unclear - what did not work</w:t>
+      </w:r>
+      <w:r>
+        <w:t xml:space="preserve"> </w:t>
+      </w:r>
+      <w:r>
+        <w:t xml:space="preserve">so far when you started the homework?</w:t>
       </w:r>
     </w:p>
     <w:bookmarkEnd w:id="23"/>
@@ -555,7 +561,13 @@
         <w:pStyle w:val="FirstParagraph"/>
       </w:pPr>
       <w:r>
-        <w:t xml:space="preserve">In this active learning module, we’ll explore real data from fish populations in Alaska. We’ll focus on understanding:</w:t>
+        <w:t xml:space="preserve">In this active learning module, we’ll explore real data from fish</w:t>
+      </w:r>
+      <w:r>
+        <w:t xml:space="preserve"> </w:t>
+      </w:r>
+      <w:r>
+        <w:t xml:space="preserve">populations in Alaska. We’ll focus on understanding:</w:t>
       </w:r>
     </w:p>
     <w:p>
@@ -614,7 +626,13 @@
         <w:t xml:space="preserve"> </w:t>
       </w:r>
       <w:r>
-        <w:t xml:space="preserve">package for data manipulation and visualization.</w:t>
+        <w:t xml:space="preserve">package for data manipulation and</w:t>
+      </w:r>
+      <w:r>
+        <w:t xml:space="preserve"> </w:t>
+      </w:r>
+      <w:r>
+        <w:t xml:space="preserve">visualization.</w:t>
       </w:r>
     </w:p>
     <w:bookmarkStart w:id="25" w:name="setup"/>
@@ -1815,7 +1833,13 @@
               <w:t xml:space="preserve"> </w:t>
             </w:r>
             <w:r>
-              <w:t xml:space="preserve">parameter to 5 and then to 1. How does the appearance of the histogram change?</w:t>
+              <w:t xml:space="preserve">parameter to 5 and then to 1. How does the</w:t>
+            </w:r>
+            <w:r>
+              <w:t xml:space="preserve"> </w:t>
+            </w:r>
+            <w:r>
+              <w:t xml:space="preserve">appearance of the histogram change?</w:t>
             </w:r>
           </w:p>
           <w:p>
@@ -3030,7 +3054,13 @@
               <w:spacing w:before="16"/>
             </w:pPr>
             <w:r>
-              <w:t xml:space="preserve">Choose two new lakes to compare. What differences do you notice in their distributions?</w:t>
+              <w:t xml:space="preserve">Choose two new lakes to compare. What differences do you notice in their</w:t>
+            </w:r>
+            <w:r>
+              <w:t xml:space="preserve"> </w:t>
+            </w:r>
+            <w:r>
+              <w:t xml:space="preserve">distributions?</w:t>
             </w:r>
           </w:p>
           <w:p>
@@ -4347,7 +4377,13 @@
               <w:spacing w:before="16"/>
             </w:pPr>
             <w:r>
-              <w:t xml:space="preserve">Try changing the sample sizes. What happens when you use very small samples (n=5)? What about larger samples (n=150)?</w:t>
+              <w:t xml:space="preserve">Try changing the sample sizes. What happens when you use very small</w:t>
+            </w:r>
+            <w:r>
+              <w:t xml:space="preserve"> </w:t>
+            </w:r>
+            <w:r>
+              <w:t xml:space="preserve">samples (n=5)? What about larger samples (n=150)?</w:t>
             </w:r>
           </w:p>
           <w:p>
@@ -6296,7 +6332,13 @@
               <w:spacing w:before="16"/>
             </w:pPr>
             <w:r>
-              <w:t xml:space="preserve">Create a density plot comparing multiple lakes. Which lakes have similar distributions? Which ones are different?</w:t>
+              <w:t xml:space="preserve">Create a density plot comparing multiple lakes. Which lakes have similar</w:t>
+            </w:r>
+            <w:r>
+              <w:t xml:space="preserve"> </w:t>
+            </w:r>
+            <w:r>
+              <w:t xml:space="preserve">distributions? Which ones are different?</w:t>
             </w:r>
           </w:p>
           <w:p>
@@ -7473,7 +7515,13 @@
         <w:pStyle w:val="BodyText"/>
       </w:pPr>
       <w:r>
-        <w:t xml:space="preserve">I don’t expect you to know or be able to do all of this but is here to play with the code</w:t>
+        <w:t xml:space="preserve">I don’t expect you to know or be able to do all of this but is here to</w:t>
+      </w:r>
+      <w:r>
+        <w:t xml:space="preserve"> </w:t>
+      </w:r>
+      <w:r>
+        <w:t xml:space="preserve">play with the code</w:t>
       </w:r>
     </w:p>
     <w:p>
@@ -10666,7 +10714,13 @@
         <w:pStyle w:val="FirstParagraph"/>
       </w:pPr>
       <w:r>
-        <w:t xml:space="preserve">you need to either remove missing values or you can do that in the formulas</w:t>
+        <w:t xml:space="preserve">you need to either remove missing values or you can do that in the</w:t>
+      </w:r>
+      <w:r>
+        <w:t xml:space="preserve"> </w:t>
+      </w:r>
+      <w:r>
+        <w:t xml:space="preserve">formulas</w:t>
       </w:r>
     </w:p>
     <w:p>
@@ -12016,7 +12070,13 @@
         <w:pStyle w:val="BodyText"/>
       </w:pPr>
       <w:r>
-        <w:t xml:space="preserve">The power of the pipe command is you can do this without hving to make a new dataframe</w:t>
+        <w:t xml:space="preserve">The power of the pipe command is you can do this without hving to make a</w:t>
+      </w:r>
+      <w:r>
+        <w:t xml:space="preserve"> </w:t>
+      </w:r>
+      <w:r>
+        <w:t xml:space="preserve">new dataframe</w:t>
       </w:r>
     </w:p>
     <w:p>
@@ -12832,7 +12892,19 @@
               <w:spacing w:before="16"/>
             </w:pPr>
             <w:r>
-              <w:t xml:space="preserve">Based on the mean plot and what you’ve seen in the distributions, what can you say about fish sizes in different lakes? Are there lakes with particularly large or small fish?</w:t>
+              <w:t xml:space="preserve">Based on the mean plot and what you’ve seen in the distributions, what</w:t>
+            </w:r>
+            <w:r>
+              <w:t xml:space="preserve"> </w:t>
+            </w:r>
+            <w:r>
+              <w:t xml:space="preserve">can you say about fish sizes in different lakes? Are there lakes with</w:t>
+            </w:r>
+            <w:r>
+              <w:t xml:space="preserve"> </w:t>
+            </w:r>
+            <w:r>
+              <w:t xml:space="preserve">particularly large or small fish?</w:t>
             </w:r>
           </w:p>
           <w:p>
@@ -12848,7 +12920,13 @@
               <w:pStyle w:val="BodyText"/>
             </w:pPr>
             <w:r>
-              <w:t xml:space="preserve">Where would you want to fish and why? What is the chance of catching a fish greater than X size?</w:t>
+              <w:t xml:space="preserve">Where would you want to fish and why? What is the chance of catching a</w:t>
+            </w:r>
+            <w:r>
+              <w:t xml:space="preserve"> </w:t>
+            </w:r>
+            <w:r>
+              <w:t xml:space="preserve">fish greater than X size?</w:t>
             </w:r>
           </w:p>
           <w:p>
@@ -12881,7 +12959,13 @@
         <w:pStyle w:val="FirstParagraph"/>
       </w:pPr>
       <w:r>
-        <w:t xml:space="preserve">Now it’s your turn to explore the data! Work with your partner to complete these challenges:</w:t>
+        <w:t xml:space="preserve">Now it’s your turn to explore the data! Work with your partner to</w:t>
+      </w:r>
+      <w:r>
+        <w:t xml:space="preserve"> </w:t>
+      </w:r>
+      <w:r>
+        <w:t xml:space="preserve">complete these challenges:</w:t>
       </w:r>
     </w:p>
     <w:p>
@@ -13463,7 +13547,13 @@
         </w:numPr>
       </w:pPr>
       <w:r>
-        <w:t xml:space="preserve">Try creating a density plot that shows all lakes in different colors:</w:t>
+        <w:t xml:space="preserve">Try creating a density plot that shows all lakes in different</w:t>
+      </w:r>
+      <w:r>
+        <w:t xml:space="preserve"> </w:t>
+      </w:r>
+      <w:r>
+        <w:t xml:space="preserve">colors:</w:t>
       </w:r>
     </w:p>
     <w:p>
@@ -13707,7 +13797,13 @@
         <w:pStyle w:val="FirstParagraph"/>
       </w:pPr>
       <w:r>
-        <w:t xml:space="preserve">After completing the activities, discuss these questions with your group:</w:t>
+        <w:t xml:space="preserve">After completing the activities, discuss these questions with your</w:t>
+      </w:r>
+      <w:r>
+        <w:t xml:space="preserve"> </w:t>
+      </w:r>
+      <w:r>
+        <w:t xml:space="preserve">group:</w:t>
       </w:r>
     </w:p>
     <w:p>
@@ -13718,7 +13814,13 @@
         </w:numPr>
       </w:pPr>
       <w:r>
-        <w:t xml:space="preserve">How does sample size affect our view of a population’s characteristics?</w:t>
+        <w:t xml:space="preserve">How does sample size affect our view of a population’s</w:t>
+      </w:r>
+      <w:r>
+        <w:t xml:space="preserve"> </w:t>
+      </w:r>
+      <w:r>
+        <w:t xml:space="preserve">characteristics?</w:t>
       </w:r>
     </w:p>
     <w:p>
@@ -13740,7 +13842,13 @@
         </w:numPr>
       </w:pPr>
       <w:r>
-        <w:t xml:space="preserve">What are the advantages and disadvantages of histograms versus density plots?</w:t>
+        <w:t xml:space="preserve">What are the advantages and disadvantages of histograms versus</w:t>
+      </w:r>
+      <w:r>
+        <w:t xml:space="preserve"> </w:t>
+      </w:r>
+      <w:r>
+        <w:t xml:space="preserve">density plots?</w:t>
       </w:r>
     </w:p>
     <w:p>
@@ -13751,7 +13859,13 @@
         </w:numPr>
       </w:pPr>
       <w:r>
-        <w:t xml:space="preserve">What additional data would help you better understand these fish populations?</w:t>
+        <w:t xml:space="preserve">What additional data would help you better understand these fish</w:t>
+      </w:r>
+      <w:r>
+        <w:t xml:space="preserve"> </w:t>
+      </w:r>
+      <w:r>
+        <w:t xml:space="preserve">populations?</w:t>
       </w:r>
     </w:p>
     <w:bookmarkEnd w:id="97"/>

--- a/docs/ecostats_lectures/lecture_04/04_02_class_activity.docx
+++ b/docs/ecostats_lectures/lecture_04/04_02_class_activity.docx
@@ -1404,7 +1404,7 @@
         <w:rPr>
           <w:rStyle w:val="CommentTok"/>
         </w:rPr>
-        <w:t xml:space="preserve"># Filter for Toolik Lake and create a histogram</w:t>
+        <w:t xml:space="preserve"># Filter for I3 and create a histogram</w:t>
       </w:r>
       <w:r>
         <w:br/>
@@ -1979,7 +1979,7 @@
         <w:rPr>
           <w:rStyle w:val="CommentTok"/>
         </w:rPr>
-        <w:t xml:space="preserve"># Compare histograms from Toolik and E 01 lakes</w:t>
+        <w:t xml:space="preserve"># Compare histograms from lake I3 I8 </w:t>
       </w:r>
       <w:r>
         <w:br/>
@@ -11242,7 +11242,7 @@
               <w:t xml:space="preserve"> </w:t>
             </w:r>
             <w:r>
-              <w:t xml:space="preserve">Activity 5</w:t>
+              <w:t xml:space="preserve">Activity 4</w:t>
             </w:r>
           </w:p>
         </w:tc>
@@ -11293,25 +11293,17 @@
             <w:pPr>
               <w:pStyle w:val="BodyText"/>
             </w:pPr>
-            <w:r>
-              <w:t xml:space="preserve">Where would you want to fish and why? What is the chance of catching a</w:t>
-            </w:r>
-            <w:r>
-              <w:t xml:space="preserve"> </w:t>
-            </w:r>
-            <w:r>
-              <w:t xml:space="preserve">fish greater than X size?</w:t>
-            </w:r>
-          </w:p>
-          <w:p>
-            <w:pPr>
-              <w:pStyle w:val="BodyText"/>
-            </w:pPr>
             <w:pPr>
               <w:spacing w:after="16"/>
             </w:pPr>
             <w:r>
-              <w:t xml:space="preserve">This is the inductive phase of doing research.</w:t>
+              <w:t xml:space="preserve">Where would you want to fish and why? What is the chance of catching a</w:t>
+            </w:r>
+            <w:r>
+              <w:t xml:space="preserve"> </w:t>
+            </w:r>
+            <w:r>
+              <w:t xml:space="preserve">fish greater than X size?</w:t>
             </w:r>
           </w:p>
         </w:tc>

--- a/docs/ecostats_lectures/lecture_04/04_02_class_activity.docx
+++ b/docs/ecostats_lectures/lecture_04/04_02_class_activity.docx
@@ -2324,19 +2324,13 @@
         <w:pStyle w:val="FirstParagraph"/>
       </w:pPr>
       <w:r>
-        <w:t xml:space="preserve">Density plots give us a smoothed version of the histogram</w:t>
-      </w:r>
-      <w:r>
-        <w:t xml:space="preserve"> </w:t>
-      </w:r>
-      <w:r>
-        <w:t xml:space="preserve">It has the proportion of the data under each part of the curve</w:t>
-      </w:r>
-      <w:r>
-        <w:t xml:space="preserve"> </w:t>
-      </w:r>
-      <w:r>
-        <w:t xml:space="preserve">This sums to 1</w:t>
+        <w:t xml:space="preserve">Density plots give us a smoothed version of the histogram It has the</w:t>
+      </w:r>
+      <w:r>
+        <w:t xml:space="preserve"> </w:t>
+      </w:r>
+      <w:r>
+        <w:t xml:space="preserve">proportion of the data under each part of the curve This sums to 1</w:t>
       </w:r>
     </w:p>
     <w:p>
@@ -4063,21 +4057,6 @@
         <w:br/>
       </w:r>
       <w:r>
-        <w:br/>
-      </w:r>
-      <w:r>
-        <w:br/>
-      </w:r>
-      <w:r>
-        <w:br/>
-      </w:r>
-      <w:r>
-        <w:br/>
-      </w:r>
-      <w:r>
-        <w:br/>
-      </w:r>
-      <w:r>
         <w:rPr>
           <w:rStyle w:val="CommentTok"/>
         </w:rPr>
@@ -7291,7 +7270,7 @@
     </w:p>
     <w:bookmarkEnd w:id="61"/>
     <w:bookmarkEnd w:id="62"/>
-    <w:bookmarkStart w:id="66" w:name="Xc25011ea54f849df9a073d1e5299094e46beb41"/>
+    <w:bookmarkStart w:id="64" w:name="Xc25011ea54f849df9a073d1e5299094e46beb41"/>
     <w:p>
       <w:pPr>
         <w:pStyle w:val="Heading1"/>
@@ -7305,7 +7284,19 @@
         <w:pStyle w:val="FirstParagraph"/>
       </w:pPr>
       <w:r>
-        <w:t xml:space="preserve">Proportion within 1 standard deviation = sum of absolute values of Z Scores that are less than or equal to 1 divided by the number in the sample…</w:t>
+        <w:t xml:space="preserve">Proportion within 1 standard deviation = sum of absolute values of Z</w:t>
+      </w:r>
+      <w:r>
+        <w:t xml:space="preserve"> </w:t>
+      </w:r>
+      <w:r>
+        <w:t xml:space="preserve">Scores that are less than or equal to 1 divided by the number in the</w:t>
+      </w:r>
+      <w:r>
+        <w:t xml:space="preserve"> </w:t>
+      </w:r>
+      <w:r>
+        <w:t xml:space="preserve">sample…</w:t>
       </w:r>
     </w:p>
     <w:p>
@@ -7637,7 +7628,7 @@
         <w:t xml:space="preserve">Proportion within 1 SD: 81.8 %</w:t>
       </w:r>
     </w:p>
-    <w:bookmarkStart w:id="65" w:name="z-score-example-calculation-in-r"/>
+    <w:bookmarkStart w:id="63" w:name="z-score-example-calculation-in-r"/>
     <w:p>
       <w:pPr>
         <w:pStyle w:val="Heading2"/>
@@ -8107,9 +8098,12 @@
         <w:t xml:space="preserve">[1] 1.21596</w:t>
       </w:r>
     </w:p>
+    <w:bookmarkEnd w:id="63"/>
+    <w:bookmarkEnd w:id="64"/>
+    <w:bookmarkStart w:id="65" w:name="we-can-now-use-this-for-fun-in-the-fish"/>
     <w:p>
       <w:pPr>
-        <w:pStyle w:val="FirstParagraph"/>
+        <w:pStyle w:val="Heading1"/>
       </w:pPr>
       <w:r>
         <w:t xml:space="preserve">We can now use this for fun in the fish</w:t>
@@ -8117,7 +8111,7 @@
     </w:p>
     <w:p>
       <w:pPr>
-        <w:pStyle w:val="BodyText"/>
+        <w:pStyle w:val="FirstParagraph"/>
       </w:pPr>
       <w:r>
         <w:t xml:space="preserve">Lets say we are interested in knowing at what point from I3 it is not</w:t>
@@ -8448,7 +8442,8 @@
         <w:t xml:space="preserve">This corresponds to z-score: 1.645 </w:t>
       </w:r>
     </w:p>
-    <w:bookmarkStart w:id="63" w:name="X786d6e70c0b23df00f4fae97b7f407a8aba08a0"/>
+    <w:bookmarkEnd w:id="65"/>
+    <w:bookmarkStart w:id="66" w:name="X786d6e70c0b23df00f4fae97b7f407a8aba08a0"/>
     <w:p>
       <w:pPr>
         <w:pStyle w:val="Heading1"/>
@@ -8912,8 +8907,8 @@
         <w:t xml:space="preserve"> 265.6061 </w:t>
       </w:r>
     </w:p>
-    <w:bookmarkEnd w:id="63"/>
-    <w:bookmarkStart w:id="64" w:name="part-6-comparing-two-means"/>
+    <w:bookmarkEnd w:id="66"/>
+    <w:bookmarkStart w:id="67" w:name="part-6-comparing-two-means"/>
     <w:p>
       <w:pPr>
         <w:pStyle w:val="Heading1"/>
@@ -9185,9 +9180,7 @@
         <w:t xml:space="preserve">        265.6061         362.5980 </w:t>
       </w:r>
     </w:p>
-    <w:bookmarkEnd w:id="64"/>
-    <w:bookmarkEnd w:id="65"/>
-    <w:bookmarkEnd w:id="66"/>
+    <w:bookmarkEnd w:id="67"/>
     <w:sectPr>
       <w:pgSz w:h="15840" w:w="12240"/>
       <w:pgMar w:bottom="720" w:footer="720" w:gutter="0" w:header="720" w:left="1152" w:right="720" w:top="720"/>
